--- a/College-Internship-Management.docx
+++ b/College-Internship-Management.docx
@@ -7450,8 +7450,6 @@
               </w:rPr>
               <w:t xml:space="preserve">          </w:t>
             </w:r>
-            <w:bookmarkStart w:id="0" w:name="_GoBack"/>
-            <w:bookmarkEnd w:id="0"/>
             <w:r>
               <w:rPr>
                 <w:szCs w:val="24"/>
@@ -17936,6 +17934,9 @@
         </w:rPr>
       </w:pPr>
       <w:r>
+        <w:t xml:space="preserve">     </w:t>
+      </w:r>
+      <w:r>
         <w:t>[1]</w:t>
       </w:r>
       <w:r>
@@ -17945,87 +17946,19 @@
         </w:rPr>
         <w:t xml:space="preserve"> </w:t>
       </w:r>
+      <w:proofErr w:type="spellStart"/>
       <w:r>
         <w:rPr>
           <w:i/>
         </w:rPr>
-        <w:t xml:space="preserve">Two Scoops of </w:t>
-      </w:r>
-      <w:proofErr w:type="spellStart"/>
+        <w:t>Django</w:t>
+      </w:r>
+      <w:proofErr w:type="spellEnd"/>
       <w:r>
         <w:rPr>
           <w:i/>
         </w:rPr>
-        <w:t>Django</w:t>
-      </w:r>
-      <w:proofErr w:type="spellEnd"/>
-      <w:r>
-        <w:rPr>
-          <w:i/>
-        </w:rPr>
-        <w:t xml:space="preserve">: Best Practices for Python and </w:t>
-      </w:r>
-      <w:proofErr w:type="spellStart"/>
-      <w:r>
-        <w:rPr>
-          <w:i/>
-        </w:rPr>
-        <w:t>Django</w:t>
-      </w:r>
-      <w:proofErr w:type="spellEnd"/>
-      <w:r>
-        <w:rPr>
-          <w:i/>
-        </w:rPr>
-        <w:t xml:space="preserve"> – Daniel </w:t>
-      </w:r>
-      <w:proofErr w:type="spellStart"/>
-      <w:r>
-        <w:rPr>
-          <w:i/>
-        </w:rPr>
-        <w:t xml:space="preserve">Feldroy </w:t>
-      </w:r>
-      <w:proofErr w:type="spellEnd"/>
-      <w:r>
-        <w:rPr>
-          <w:i/>
-        </w:rPr>
-        <w:t xml:space="preserve">&amp; Audrey Roy </w:t>
-      </w:r>
-      <w:r>
-        <w:rPr>
-          <w:i/>
-        </w:rPr>
-        <w:t xml:space="preserve">            </w:t>
-      </w:r>
-      <w:proofErr w:type="spellStart"/>
-      <w:r>
-        <w:rPr>
-          <w:i/>
-        </w:rPr>
-        <w:t>Greenfeld</w:t>
-      </w:r>
-      <w:proofErr w:type="spellEnd"/>
-      <w:r>
-        <w:rPr>
-          <w:i/>
-        </w:rPr>
-        <w:t xml:space="preserve">, </w:t>
-      </w:r>
-      <w:proofErr w:type="spellStart"/>
-      <w:r>
-        <w:rPr>
-          <w:i/>
-        </w:rPr>
-        <w:t>Feldroy</w:t>
-      </w:r>
-      <w:proofErr w:type="spellEnd"/>
-      <w:r>
-        <w:rPr>
-          <w:i/>
-        </w:rPr>
-        <w:t xml:space="preserve"> Media</w:t>
+        <w:t xml:space="preserve"> for Beginners – William S. Vincent</w:t>
       </w:r>
       <w:r>
         <w:rPr>
@@ -18047,6 +17980,12 @@
         </w:rPr>
         <w:t xml:space="preserve"> </w:t>
       </w:r>
+      <w:r>
+        <w:rPr>
+          <w:i/>
+        </w:rPr>
+        <w:t xml:space="preserve">Two Scoops of </w:t>
+      </w:r>
       <w:proofErr w:type="spellStart"/>
       <w:r>
         <w:rPr>
@@ -18059,28 +17998,14 @@
         <w:rPr>
           <w:i/>
         </w:rPr>
-        <w:t xml:space="preserve"> for Beginners: Build Websites with Python and </w:t>
+        <w:t xml:space="preserve"> – Daniel </w:t>
       </w:r>
       <w:proofErr w:type="spellStart"/>
       <w:r>
         <w:rPr>
           <w:i/>
         </w:rPr>
-        <w:t>Django</w:t>
-      </w:r>
-      <w:proofErr w:type="spellEnd"/>
-      <w:r>
-        <w:rPr>
-          <w:i/>
-        </w:rPr>
-        <w:t xml:space="preserve"> – William S. Vincent, </w:t>
-      </w:r>
-      <w:proofErr w:type="spellStart"/>
-      <w:r>
-        <w:rPr>
-          <w:i/>
-        </w:rPr>
-        <w:t>WelcomeToCode</w:t>
+        <w:t>Feldroy</w:t>
       </w:r>
       <w:proofErr w:type="spellEnd"/>
       <w:r>
@@ -18106,9 +18031,8 @@
       <w:r>
         <w:rPr>
           <w:i/>
-          <w:iCs/>
-        </w:rPr>
-        <w:t>Learning SQL: Generate, Manipulate, and Retrieve Data – Alan Beaulieu, O'Reilly Media</w:t>
+        </w:rPr>
+        <w:t>Learning SQL – Alan Beaulieu</w:t>
       </w:r>
       <w:r>
         <w:rPr>
@@ -18133,19 +18057,22 @@
       <w:r>
         <w:rPr>
           <w:i/>
-          <w:iCs/>
-        </w:rPr>
-        <w:t xml:space="preserve">Eloquent JavaScript: A Modern Introduction to Programming – </w:t>
-      </w:r>
-      <w:proofErr w:type="spellStart"/>
+        </w:rPr>
+        <w:t>Python Crash Course – Eric M</w:t>
+      </w:r>
       <w:r>
         <w:rPr>
           <w:i/>
           <w:iCs/>
         </w:rPr>
-        <w:t>Marijn</w:t>
-      </w:r>
-      <w:proofErr w:type="spellEnd"/>
+        <w:br/>
+      </w:r>
+      <w:r>
+        <w:t xml:space="preserve">     </w:t>
+      </w:r>
+      <w:r>
+        <w:t>[5]</w:t>
+      </w:r>
       <w:r>
         <w:rPr>
           <w:i/>
@@ -18153,76 +18080,21 @@
         </w:rPr>
         <w:t xml:space="preserve"> </w:t>
       </w:r>
+      <w:bookmarkStart w:id="0" w:name="_GoBack"/>
+      <w:r>
+        <w:rPr>
+          <w:i/>
+        </w:rPr>
+        <w:t xml:space="preserve">Web Development with </w:t>
+      </w:r>
       <w:proofErr w:type="spellStart"/>
       <w:r>
         <w:rPr>
           <w:i/>
-          <w:iCs/>
-        </w:rPr>
-        <w:t>Haverbeke</w:t>
-      </w:r>
-      <w:proofErr w:type="spellEnd"/>
-      <w:r>
-        <w:rPr>
-          <w:i/>
-          <w:iCs/>
-        </w:rPr>
-        <w:br/>
-      </w:r>
-      <w:r>
-        <w:t xml:space="preserve">     </w:t>
-      </w:r>
-      <w:r>
-        <w:t>[5]</w:t>
-      </w:r>
-      <w:r>
-        <w:rPr>
-          <w:i/>
-          <w:iCs/>
-        </w:rPr>
-        <w:t xml:space="preserve"> </w:t>
-      </w:r>
-      <w:r>
-        <w:rPr>
-          <w:i/>
-        </w:rPr>
-        <w:t xml:space="preserve">Definitive Guide to </w:t>
-      </w:r>
-      <w:proofErr w:type="spellStart"/>
-      <w:r>
-        <w:rPr>
-          <w:i/>
         </w:rPr>
         <w:t>Django</w:t>
       </w:r>
-      <w:proofErr w:type="spellEnd"/>
-      <w:r>
-        <w:rPr>
-          <w:i/>
-        </w:rPr>
-        <w:t xml:space="preserve">: Web Development Done Right – Adrian </w:t>
-      </w:r>
-      <w:proofErr w:type="spellStart"/>
-      <w:r>
-        <w:rPr>
-          <w:i/>
-        </w:rPr>
-        <w:t>Holovaty</w:t>
-      </w:r>
-      <w:proofErr w:type="spellEnd"/>
-      <w:r>
-        <w:rPr>
-          <w:i/>
-        </w:rPr>
-        <w:t xml:space="preserve"> &amp; Jacob Kaplan-Moss, </w:t>
-      </w:r>
-      <w:proofErr w:type="spellStart"/>
-      <w:r>
-        <w:rPr>
-          <w:i/>
-        </w:rPr>
-        <w:t>Apress</w:t>
-      </w:r>
+      <w:bookmarkEnd w:id="0"/>
       <w:proofErr w:type="spellEnd"/>
     </w:p>
     <w:sectPr>
@@ -18401,7 +18273,7 @@
         <w:iCs/>
         <w:noProof/>
       </w:rPr>
-      <w:t>13</w:t>
+      <w:t>48</w:t>
     </w:r>
     <w:r>
       <w:rPr>
@@ -46160,7 +46032,7 @@
 </file>
 
 <file path=customXml/itemProps1.xml><?xml version="1.0" encoding="utf-8"?>
-<ds:datastoreItem xmlns:ds="http://schemas.openxmlformats.org/officeDocument/2006/customXml" ds:itemID="{D0BA8339-6F40-496A-AC13-7888BD606C40}">
+<ds:datastoreItem xmlns:ds="http://schemas.openxmlformats.org/officeDocument/2006/customXml" ds:itemID="{4A2F1ED9-6C71-4B90-867B-53AC6956C663}">
   <ds:schemaRefs>
     <ds:schemaRef ds:uri="http://schemas.openxmlformats.org/officeDocument/2006/bibliography"/>
   </ds:schemaRefs>
